--- a/docs/word/sequence_diagrams.docx
+++ b/docs/word/sequence_diagrams.docx
@@ -1108,7 +1108,7 @@
         <w:pStyle w:val="Heading2"/>
       </w:pPr>
       <w:r>
-        <w:t>5. Cloud Master Data Pull</w:t>
+        <w:t>5. Local Master Data Push</w:t>
       </w:r>
     </w:p>
     <w:p>
@@ -1167,6 +1167,39 @@
                 <w:color w:val="2D3748"/>
                 <w:sz w:val="17"/>
               </w:rPr>
+              <w:t xml:space="preserve">  participant Manager</w:t>
+            </w:r>
+            <w:r>
+              <w:br/>
+            </w:r>
+            <w:r>
+              <w:rPr>
+                <w:rFonts w:ascii="Consolas" w:hAnsi="Consolas" w:eastAsia="Consolas"/>
+                <w:color w:val="2D3748"/>
+                <w:sz w:val="17"/>
+              </w:rPr>
+              <w:t xml:space="preserve">  participant LocalAPI as Local API</w:t>
+            </w:r>
+            <w:r>
+              <w:br/>
+            </w:r>
+            <w:r>
+              <w:rPr>
+                <w:rFonts w:ascii="Consolas" w:hAnsi="Consolas" w:eastAsia="Consolas"/>
+                <w:color w:val="2D3748"/>
+                <w:sz w:val="17"/>
+              </w:rPr>
+              <w:t xml:space="preserve">  participant LocalDB as Local PostgreSQL</w:t>
+            </w:r>
+            <w:r>
+              <w:br/>
+            </w:r>
+            <w:r>
+              <w:rPr>
+                <w:rFonts w:ascii="Consolas" w:hAnsi="Consolas" w:eastAsia="Consolas"/>
+                <w:color w:val="2D3748"/>
+                <w:sz w:val="17"/>
+              </w:rPr>
               <w:t xml:space="preserve">  participant Worker as Local Sync Worker</w:t>
             </w:r>
             <w:r>
@@ -1200,7 +1233,6 @@
                 <w:color w:val="2D3748"/>
                 <w:sz w:val="17"/>
               </w:rPr>
-              <w:t xml:space="preserve">  participant LocalDB as Local PostgreSQL</w:t>
             </w:r>
             <w:r>
               <w:br/>
@@ -1211,7 +1243,7 @@
                 <w:color w:val="2D3748"/>
                 <w:sz w:val="17"/>
               </w:rPr>
-              <w:t xml:space="preserve">  participant Cache as Offline Image Cache</w:t>
+              <w:t xml:space="preserve">  Manager-&gt;&gt;LocalAPI: Add or modify menu/inventory/staff setup</w:t>
             </w:r>
             <w:r>
               <w:br/>
@@ -1222,6 +1254,7 @@
                 <w:color w:val="2D3748"/>
                 <w:sz w:val="17"/>
               </w:rPr>
+              <w:t xml:space="preserve">  LocalAPI-&gt;&gt;LocalDB: Save master record</w:t>
             </w:r>
             <w:r>
               <w:br/>
@@ -1232,7 +1265,7 @@
                 <w:color w:val="2D3748"/>
                 <w:sz w:val="17"/>
               </w:rPr>
-              <w:t xml:space="preserve">  Worker-&gt;&gt;CloudAPI: POST /api/sync/master-data</w:t>
+              <w:t xml:space="preserve">  LocalAPI-&gt;&gt;LocalDB: Queue master_data_snapshot</w:t>
             </w:r>
             <w:r>
               <w:br/>
@@ -1243,7 +1276,7 @@
                 <w:color w:val="2D3748"/>
                 <w:sz w:val="17"/>
               </w:rPr>
-              <w:t xml:space="preserve">  CloudAPI-&gt;&gt;Neon: Read restaurants and master entities</w:t>
+              <w:t xml:space="preserve">  Worker-&gt;&gt;CloudAPI: POST /api/sync/ingest</w:t>
             </w:r>
             <w:r>
               <w:br/>
@@ -1254,7 +1287,7 @@
                 <w:color w:val="2D3748"/>
                 <w:sz w:val="17"/>
               </w:rPr>
-              <w:t xml:space="preserve">  Neon--&gt;&gt;CloudAPI: Master data snapshots</w:t>
+              <w:t xml:space="preserve">  CloudAPI-&gt;&gt;Neon: Upsert local-owned master snapshot</w:t>
             </w:r>
             <w:r>
               <w:br/>
@@ -1265,7 +1298,7 @@
                 <w:color w:val="2D3748"/>
                 <w:sz w:val="17"/>
               </w:rPr>
-              <w:t xml:space="preserve">  CloudAPI--&gt;&gt;Worker: master_data_pull payload</w:t>
+              <w:t xml:space="preserve">  CloudAPI--&gt;&gt;Worker: Success</w:t>
             </w:r>
             <w:r>
               <w:br/>
@@ -1276,29 +1309,7 @@
                 <w:color w:val="2D3748"/>
                 <w:sz w:val="17"/>
               </w:rPr>
-              <w:t xml:space="preserve">  Worker-&gt;&gt;LocalDB: Upsert master rows</w:t>
-            </w:r>
-            <w:r>
-              <w:br/>
-            </w:r>
-            <w:r>
-              <w:rPr>
-                <w:rFonts w:ascii="Consolas" w:hAnsi="Consolas" w:eastAsia="Consolas"/>
-                <w:color w:val="2D3748"/>
-                <w:sz w:val="17"/>
-              </w:rPr>
-              <w:t xml:space="preserve">  Worker-&gt;&gt;Cache: Localize menu images</w:t>
-            </w:r>
-            <w:r>
-              <w:br/>
-            </w:r>
-            <w:r>
-              <w:rPr>
-                <w:rFonts w:ascii="Consolas" w:hAnsi="Consolas" w:eastAsia="Consolas"/>
-                <w:color w:val="2D3748"/>
-                <w:sz w:val="17"/>
-              </w:rPr>
-              <w:t xml:space="preserve">  Cache-&gt;&gt;LocalDB: Rewrite local image URLs</w:t>
+              <w:t xml:space="preserve">  Worker-&gt;&gt;LocalDB: Mark queue item synced</w:t>
             </w:r>
           </w:p>
         </w:tc>
